--- a/thesis/正文/任务书_草稿.docx
+++ b/thesis/正文/任务书_草稿.docx
@@ -310,7 +310,7 @@
                 <w:szCs w:val="28"/>
                 <w:lang w:eastAsia="zh-CN"/>
               </w:rPr>
-              <w:t>设计并实现一个面向 A 股个人投资者的事件驱动投资分析与仓位决策平台（StockSignal）。平台以"多源行情采集 → 事件追踪与情绪量化 → 决策闭环（可解释仓位建议）→ 刻度校准（小样本不表态的自纠偏）→ 回测验证（真实成本模型）"为主线，完成从数据基础设施到交互前端的完整工程化实现，并以 4092 个交易日的全市场广度历史对完整决策链路进行实证评估。</w:t>
+              <w:t>设计并实现一个面向 A 股个人投资者的事件驱动投资分析与仓位决策平台（StockSignal）。平台以“多源行情采集 → 事件追踪与情绪量化 → 决策闭环（可解释仓位建议）→ 刻度校准（小样本不表态的自纠偏）→ 回测验证（真实成本模型）”为主线，完成从数据基础设施到交互前端的完整工程化实现，并以 4092 个交易日的全市场广度历史对完整决策链路进行实证评估。</w:t>
             </w:r>
           </w:p>
         </w:tc>
@@ -423,7 +423,7 @@
                 <w:sz w:val="21"/>
                 <w:lang w:eastAsia="zh-CN"/>
               </w:rPr>
-              <w:t>3. 技术底座：Python 3.13 + Streamlit + Flask/FastAPI + SQLite；平台已实现 68 个功能页面、自动化测试 3300+ 条、75 个 REST 端点（真实工程环境，非玩具原型）。</w:t>
+              <w:t>3. 技术底座：Python 3.13 + Streamlit + Flask/FastAPI + SQLite；平台已实现 68 个功能页面、自动化测试 3300+ 条、75 个 REST 端点（真实工程环境）。</w:t>
             </w:r>
           </w:p>
         </w:tc>
@@ -496,61 +496,61 @@
                 <w:sz w:val="21"/>
                 <w:lang w:eastAsia="zh-CN"/>
               </w:rPr>
-              <w:t>1. 决策单一实现入口：仓位建议必须收敛到唯一函数 derive_position（clamp 5~95），每个建议可分解到逐因子贡献；</w:t>
-            </w:r>
-          </w:p>
-          <w:p>
-            <w:pPr>
-              <w:spacing w:line="300" w:lineRule="auto"/>
-              <w:rPr>
-                <w:rFonts w:hint="eastAsia" w:ascii="宋体" w:hAnsi="宋体" w:eastAsia="宋体" w:cs="宋体"/>
-                <w:sz w:val="21"/>
-                <w:lang w:eastAsia="zh-CN"/>
-              </w:rPr>
-            </w:pPr>
-            <w:r>
-              <w:rPr>
-                <w:rFonts w:hint="eastAsia" w:ascii="宋体" w:hAnsi="宋体" w:eastAsia="宋体" w:cs="宋体"/>
-                <w:sz w:val="21"/>
-                <w:lang w:eastAsia="zh-CN"/>
-              </w:rPr>
-              <w:t>2. 诚实数据语义：数据不可得时如实返回 unavailable，绝不编造、绝不默认 0；小样本时校准机制拒绝表态；</w:t>
-            </w:r>
-          </w:p>
-          <w:p>
-            <w:pPr>
-              <w:spacing w:line="300" w:lineRule="auto"/>
-              <w:rPr>
-                <w:rFonts w:hint="eastAsia" w:ascii="宋体" w:hAnsi="宋体" w:eastAsia="宋体" w:cs="宋体"/>
-                <w:sz w:val="21"/>
-                <w:lang w:eastAsia="zh-CN"/>
-              </w:rPr>
-            </w:pPr>
-            <w:r>
-              <w:rPr>
-                <w:rFonts w:hint="eastAsia" w:ascii="宋体" w:hAnsi="宋体" w:eastAsia="宋体" w:cs="宋体"/>
-                <w:sz w:val="21"/>
-                <w:lang w:eastAsia="zh-CN"/>
-              </w:rPr>
-              <w:t>3. 成本模型：回测必须内置佣金/滑点/印花税，业绩归因区分"信号收益"与"执行损耗"；</w:t>
-            </w:r>
-          </w:p>
-          <w:p>
-            <w:pPr>
-              <w:spacing w:line="300" w:lineRule="auto"/>
-              <w:rPr>
-                <w:rFonts w:hint="eastAsia" w:ascii="宋体" w:hAnsi="宋体" w:eastAsia="宋体" w:cs="宋体"/>
-                <w:sz w:val="21"/>
-                <w:lang w:eastAsia="zh-CN"/>
-              </w:rPr>
-            </w:pPr>
-            <w:r>
-              <w:rPr>
-                <w:rFonts w:hint="eastAsia" w:ascii="宋体" w:hAnsi="宋体" w:eastAsia="宋体" w:cs="宋体"/>
-                <w:sz w:val="21"/>
-                <w:lang w:eastAsia="zh-CN"/>
-              </w:rPr>
-              <w:t>4. 可验证性：关键数字由自动化对账守卫与论文正文逐项比对，防止数据漂移。</w:t>
+              <w:t>1. 决策单一实现入口：仓位建议收敛到唯一函数 derive_position（clamp 5~95），每个建议可分解到逐因子贡献；</w:t>
+            </w:r>
+          </w:p>
+          <w:p>
+            <w:pPr>
+              <w:spacing w:line="300" w:lineRule="auto"/>
+              <w:rPr>
+                <w:rFonts w:hint="eastAsia" w:ascii="宋体" w:hAnsi="宋体" w:eastAsia="宋体" w:cs="宋体"/>
+                <w:sz w:val="21"/>
+                <w:lang w:eastAsia="zh-CN"/>
+              </w:rPr>
+            </w:pPr>
+            <w:r>
+              <w:rPr>
+                <w:rFonts w:hint="eastAsia" w:ascii="宋体" w:hAnsi="宋体" w:eastAsia="宋体" w:cs="宋体"/>
+                <w:sz w:val="21"/>
+                <w:lang w:eastAsia="zh-CN"/>
+              </w:rPr>
+              <w:t>2. 诚实数据语义：数据不可得时如实返回 unavailable，小样本时校准机制拒绝表态；</w:t>
+            </w:r>
+          </w:p>
+          <w:p>
+            <w:pPr>
+              <w:spacing w:line="300" w:lineRule="auto"/>
+              <w:rPr>
+                <w:rFonts w:hint="eastAsia" w:ascii="宋体" w:hAnsi="宋体" w:eastAsia="宋体" w:cs="宋体"/>
+                <w:sz w:val="21"/>
+                <w:lang w:eastAsia="zh-CN"/>
+              </w:rPr>
+            </w:pPr>
+            <w:r>
+              <w:rPr>
+                <w:rFonts w:hint="eastAsia" w:ascii="宋体" w:hAnsi="宋体" w:eastAsia="宋体" w:cs="宋体"/>
+                <w:sz w:val="21"/>
+                <w:lang w:eastAsia="zh-CN"/>
+              </w:rPr>
+              <w:t>3. 成本模型：回测内置佣金/滑点/印花税，业绩归因区分“信号收益”与“执行损耗”；</w:t>
+            </w:r>
+          </w:p>
+          <w:p>
+            <w:pPr>
+              <w:spacing w:line="300" w:lineRule="auto"/>
+              <w:rPr>
+                <w:rFonts w:hint="eastAsia" w:ascii="宋体" w:hAnsi="宋体" w:eastAsia="宋体" w:cs="宋体"/>
+                <w:sz w:val="21"/>
+                <w:lang w:eastAsia="zh-CN"/>
+              </w:rPr>
+            </w:pPr>
+            <w:r>
+              <w:rPr>
+                <w:rFonts w:hint="eastAsia" w:ascii="宋体" w:hAnsi="宋体" w:eastAsia="宋体" w:cs="宋体"/>
+                <w:sz w:val="21"/>
+                <w:lang w:eastAsia="zh-CN"/>
+              </w:rPr>
+              <w:t>4. 可验证性：关键数字由自动化对账守卫与论文正文逐项比对，防数据漂移。</w:t>
             </w:r>
           </w:p>
         </w:tc>
@@ -628,64 +628,64 @@
                 <w:sz w:val="21"/>
                 <w:lang w:eastAsia="zh-CN"/>
               </w:rPr>
-              <w:t>1. 完成平台核心模块设计与实现（行情看板、事件追踪、回测引擎、决策闭环、多源治理）；</w:t>
-            </w:r>
-          </w:p>
-          <w:p>
-            <w:pPr>
-              <w:pStyle w:val="2"/>
-              <w:spacing w:line="300" w:lineRule="auto"/>
-              <w:rPr>
-                <w:rFonts w:hint="eastAsia" w:ascii="宋体" w:hAnsi="宋体" w:eastAsia="宋体" w:cs="宋体"/>
-                <w:sz w:val="21"/>
-                <w:lang w:eastAsia="zh-CN"/>
-              </w:rPr>
-            </w:pPr>
-            <w:r>
-              <w:rPr>
-                <w:rFonts w:hint="eastAsia" w:ascii="宋体" w:hAnsi="宋体" w:eastAsia="宋体" w:cs="宋体"/>
-                <w:sz w:val="21"/>
-                <w:lang w:eastAsia="zh-CN"/>
-              </w:rPr>
-              <w:t>2. 完成大规模历史广度回测实证（4092 交易日），验证"方向预测≈随机、仓位刻度价值"的核心命题；</w:t>
-            </w:r>
-          </w:p>
-          <w:p>
-            <w:pPr>
-              <w:pStyle w:val="2"/>
-              <w:spacing w:line="300" w:lineRule="auto"/>
-              <w:rPr>
-                <w:rFonts w:hint="eastAsia" w:ascii="宋体" w:hAnsi="宋体" w:eastAsia="宋体" w:cs="宋体"/>
-                <w:sz w:val="21"/>
-                <w:lang w:eastAsia="zh-CN"/>
-              </w:rPr>
-            </w:pPr>
-            <w:r>
-              <w:rPr>
-                <w:rFonts w:hint="eastAsia" w:ascii="宋体" w:hAnsi="宋体" w:eastAsia="宋体" w:cs="宋体"/>
-                <w:sz w:val="21"/>
-                <w:lang w:eastAsia="zh-CN"/>
-              </w:rPr>
-              <w:t>3. 完成决策闭环与刻度校准机制的真实数据评估（n=17 快照持续累积）；</w:t>
-            </w:r>
-          </w:p>
-          <w:p>
-            <w:pPr>
-              <w:pStyle w:val="2"/>
-              <w:spacing w:line="300" w:lineRule="auto"/>
-              <w:rPr>
-                <w:rFonts w:hint="eastAsia" w:ascii="宋体" w:hAnsi="宋体" w:eastAsia="宋体" w:cs="宋体"/>
-                <w:sz w:val="21"/>
-                <w:lang w:eastAsia="zh-CN"/>
-              </w:rPr>
-            </w:pPr>
-            <w:r>
-              <w:rPr>
-                <w:rFonts w:hint="eastAsia" w:ascii="宋体" w:hAnsi="宋体" w:eastAsia="宋体" w:cs="宋体"/>
-                <w:sz w:val="21"/>
-                <w:lang w:eastAsia="zh-CN"/>
-              </w:rPr>
-              <w:t>4. 完成论文撰写（含摘要、正文七章、参考文献不少于 10 篇其中外文不少于 2 篇）与答辩准备。</w:t>
+              <w:t>1. 平台核心模块设计与实现（行情看板、事件追踪、回测引擎、决策闭环、多源治理）；</w:t>
+            </w:r>
+          </w:p>
+          <w:p>
+            <w:pPr>
+              <w:pStyle w:val="2"/>
+              <w:spacing w:line="300" w:lineRule="auto"/>
+              <w:rPr>
+                <w:rFonts w:hint="eastAsia" w:ascii="宋体" w:hAnsi="宋体" w:eastAsia="宋体" w:cs="宋体"/>
+                <w:sz w:val="21"/>
+                <w:lang w:eastAsia="zh-CN"/>
+              </w:rPr>
+            </w:pPr>
+            <w:r>
+              <w:rPr>
+                <w:rFonts w:hint="eastAsia" w:ascii="宋体" w:hAnsi="宋体" w:eastAsia="宋体" w:cs="宋体"/>
+                <w:sz w:val="21"/>
+                <w:lang w:eastAsia="zh-CN"/>
+              </w:rPr>
+              <w:t>2. 大规模历史广度回测实证（4092 交易日），验证“方向预测≈随机、仓位刻度价值”核心命题；</w:t>
+            </w:r>
+          </w:p>
+          <w:p>
+            <w:pPr>
+              <w:pStyle w:val="2"/>
+              <w:spacing w:line="300" w:lineRule="auto"/>
+              <w:rPr>
+                <w:rFonts w:hint="eastAsia" w:ascii="宋体" w:hAnsi="宋体" w:eastAsia="宋体" w:cs="宋体"/>
+                <w:sz w:val="21"/>
+                <w:lang w:eastAsia="zh-CN"/>
+              </w:rPr>
+            </w:pPr>
+            <w:r>
+              <w:rPr>
+                <w:rFonts w:hint="eastAsia" w:ascii="宋体" w:hAnsi="宋体" w:eastAsia="宋体" w:cs="宋体"/>
+                <w:sz w:val="21"/>
+                <w:lang w:eastAsia="zh-CN"/>
+              </w:rPr>
+              <w:t>3. 决策闭环与刻度校准机制的真实数据评估（n=17 快照持续累积）；</w:t>
+            </w:r>
+          </w:p>
+          <w:p>
+            <w:pPr>
+              <w:pStyle w:val="2"/>
+              <w:spacing w:line="300" w:lineRule="auto"/>
+              <w:rPr>
+                <w:rFonts w:hint="eastAsia" w:ascii="宋体" w:hAnsi="宋体" w:eastAsia="宋体" w:cs="宋体"/>
+                <w:sz w:val="21"/>
+                <w:lang w:eastAsia="zh-CN"/>
+              </w:rPr>
+            </w:pPr>
+            <w:r>
+              <w:rPr>
+                <w:rFonts w:hint="eastAsia" w:ascii="宋体" w:hAnsi="宋体" w:eastAsia="宋体" w:cs="宋体"/>
+                <w:sz w:val="21"/>
+                <w:lang w:eastAsia="zh-CN"/>
+              </w:rPr>
+              <w:t>4. 论文撰写（摘要、正文七章、参考文献不少于 10 篇其中外文不少于 2 篇）与答辩准备。</w:t>
             </w:r>
           </w:p>
           <w:p>

--- a/thesis/正文/任务书_草稿.docx
+++ b/thesis/正文/任务书_草稿.docx
@@ -1677,7 +1677,7 @@
                 <w:sz w:val="24"/>
                 <w:szCs w:val="28"/>
               </w:rPr>
-              <w:t xml:space="preserve">指导教师： </w:t>
+              <w:t xml:space="preserve">指导教师：陈丽琼 </w:t>
             </w:r>
             <w:r>
               <w:rPr>
